--- a/media/Jongjin Park CV.docx
+++ b/media/Jongjin Park CV.docx
@@ -1,6 +1,6 @@
 
 <file path=word/document.xml><?xml version="1.0" encoding="utf-8"?>
-<w:document xmlns:wpc="http://schemas.microsoft.com/office/word/2010/wordprocessingCanvas" xmlns:cx="http://schemas.microsoft.com/office/drawing/2014/chartex" xmlns:cx1="http://schemas.microsoft.com/office/drawing/2015/9/8/chartex" xmlns:cx2="http://schemas.microsoft.com/office/drawing/2015/10/21/chartex" xmlns:cx3="http://schemas.microsoft.com/office/drawing/2016/5/9/chartex" xmlns:cx4="http://schemas.microsoft.com/office/drawing/2016/5/10/chartex" xmlns:cx5="http://schemas.microsoft.com/office/drawing/2016/5/11/chartex" xmlns:cx6="http://schemas.microsoft.com/office/drawing/2016/5/12/chartex" xmlns:cx7="http://schemas.microsoft.com/office/drawing/2016/5/13/chartex" xmlns:cx8="http://schemas.microsoft.com/office/drawing/2016/5/14/chartex" xmlns:mc="http://schemas.openxmlformats.org/markup-compatibility/2006" xmlns:aink="http://schemas.microsoft.com/office/drawing/2016/ink" xmlns:am3d="http://schemas.microsoft.com/office/drawing/2017/model3d" xmlns:o="urn:schemas-microsoft-com:office:office" xmlns:oel="http://schemas.microsoft.com/office/2019/extlst" xmlns:r="http://schemas.openxmlformats.org/officeDocument/2006/relationships" xmlns:m="http://schemas.openxmlformats.org/officeDocument/2006/math" xmlns:v="urn:schemas-microsoft-com:vml" xmlns:wp14="http://schemas.microsoft.com/office/word/2010/wordprocessingDrawing" xmlns:wp="http://schemas.openxmlformats.org/drawingml/2006/wordprocessingDrawing" xmlns:w10="urn:schemas-microsoft-com:office:word" xmlns:w="http://schemas.openxmlformats.org/wordprocessingml/2006/main" xmlns:w14="http://schemas.microsoft.com/office/word/2010/wordml" xmlns:w15="http://schemas.microsoft.com/office/word/2012/wordml" xmlns:w16cex="http://schemas.microsoft.com/office/word/2018/wordml/cex" xmlns:w16cid="http://schemas.microsoft.com/office/word/2016/wordml/cid" xmlns:w16="http://schemas.microsoft.com/office/word/2018/wordml" xmlns:w16du="http://schemas.microsoft.com/office/word/2023/wordml/word16du" xmlns:w16sdtdh="http://schemas.microsoft.com/office/word/2020/wordml/sdtdatahash" xmlns:w16se="http://schemas.microsoft.com/office/word/2015/wordml/symex" xmlns:wpg="http://schemas.microsoft.com/office/word/2010/wordprocessingGroup" xmlns:wpi="http://schemas.microsoft.com/office/word/2010/wordprocessingInk" xmlns:wne="http://schemas.microsoft.com/office/word/2006/wordml" xmlns:wps="http://schemas.microsoft.com/office/word/2010/wordprocessingShape" mc:Ignorable="w14 w15 w16se w16cid w16 w16cex w16sdtdh w16du wp14">
+<w:document xmlns:wpc="http://schemas.microsoft.com/office/word/2010/wordprocessingCanvas" xmlns:cx="http://schemas.microsoft.com/office/drawing/2014/chartex" xmlns:cx1="http://schemas.microsoft.com/office/drawing/2015/9/8/chartex" xmlns:cx2="http://schemas.microsoft.com/office/drawing/2015/10/21/chartex" xmlns:cx3="http://schemas.microsoft.com/office/drawing/2016/5/9/chartex" xmlns:cx4="http://schemas.microsoft.com/office/drawing/2016/5/10/chartex" xmlns:cx5="http://schemas.microsoft.com/office/drawing/2016/5/11/chartex" xmlns:cx6="http://schemas.microsoft.com/office/drawing/2016/5/12/chartex" xmlns:cx7="http://schemas.microsoft.com/office/drawing/2016/5/13/chartex" xmlns:cx8="http://schemas.microsoft.com/office/drawing/2016/5/14/chartex" xmlns:mc="http://schemas.openxmlformats.org/markup-compatibility/2006" xmlns:aink="http://schemas.microsoft.com/office/drawing/2016/ink" xmlns:am3d="http://schemas.microsoft.com/office/drawing/2017/model3d" xmlns:o="urn:schemas-microsoft-com:office:office" xmlns:oel="http://schemas.microsoft.com/office/2019/extlst" xmlns:r="http://schemas.openxmlformats.org/officeDocument/2006/relationships" xmlns:m="http://schemas.openxmlformats.org/officeDocument/2006/math" xmlns:v="urn:schemas-microsoft-com:vml" xmlns:wp14="http://schemas.microsoft.com/office/word/2010/wordprocessingDrawing" xmlns:wp="http://schemas.openxmlformats.org/drawingml/2006/wordprocessingDrawing" xmlns:w10="urn:schemas-microsoft-com:office:word" xmlns:w="http://schemas.openxmlformats.org/wordprocessingml/2006/main" xmlns:w14="http://schemas.microsoft.com/office/word/2010/wordml" xmlns:w15="http://schemas.microsoft.com/office/word/2012/wordml" xmlns:w16cex="http://schemas.microsoft.com/office/word/2018/wordml/cex" xmlns:w16cid="http://schemas.microsoft.com/office/word/2016/wordml/cid" xmlns:w16="http://schemas.microsoft.com/office/word/2018/wordml" xmlns:w16du="http://schemas.microsoft.com/office/word/2023/wordml/word16du" xmlns:w16sdtdh="http://schemas.microsoft.com/office/word/2020/wordml/sdtdatahash" xmlns:w16sdtfl="http://schemas.microsoft.com/office/word/2024/wordml/sdtformatlock" xmlns:w16se="http://schemas.microsoft.com/office/word/2015/wordml/symex" xmlns:wpg="http://schemas.microsoft.com/office/word/2010/wordprocessingGroup" xmlns:wpi="http://schemas.microsoft.com/office/word/2010/wordprocessingInk" xmlns:wne="http://schemas.microsoft.com/office/word/2006/wordml" xmlns:wps="http://schemas.microsoft.com/office/word/2010/wordprocessingShape" mc:Ignorable="w14 w15 w16se w16cid w16 w16cex w16sdtdh w16sdtfl w16du wp14">
   <w:body>
     <w:p>
       <w:pPr>
@@ -33,6 +33,7 @@
           <w:rFonts w:ascii="Times New Roman" w:eastAsia="Times" w:hAnsi="Times New Roman" w:cs="Times New Roman"/>
           <w:sz w:val="21"/>
           <w:szCs w:val="21"/>
+          <w:lang w:val="en-US"/>
         </w:rPr>
       </w:pPr>
     </w:p>
@@ -60,16 +61,15 @@
           <w:sz w:val="21"/>
           <w:szCs w:val="21"/>
         </w:rPr>
-        <w:t>+82-10-9903-</w:t>
-      </w:r>
-      <w:proofErr w:type="gramStart"/>
+        <w:t>+82-10-9903-1323</w:t>
+      </w:r>
       <w:r>
         <w:rPr>
           <w:rFonts w:ascii="Times New Roman" w:eastAsia="Times" w:hAnsi="Times New Roman" w:cs="Times New Roman"/>
           <w:sz w:val="21"/>
           <w:szCs w:val="21"/>
         </w:rPr>
-        <w:t>1323</w:t>
+        <w:t xml:space="preserve"> </w:t>
       </w:r>
       <w:r>
         <w:rPr>
@@ -85,17 +85,8 @@
           <w:sz w:val="21"/>
           <w:szCs w:val="21"/>
         </w:rPr>
-        <w:t xml:space="preserve"> </w:t>
-      </w:r>
-      <w:r>
-        <w:rPr>
-          <w:rFonts w:ascii="Times New Roman" w:eastAsia="Times" w:hAnsi="Times New Roman" w:cs="Times New Roman"/>
-          <w:sz w:val="21"/>
-          <w:szCs w:val="21"/>
-        </w:rPr>
         <w:t>|</w:t>
       </w:r>
-      <w:proofErr w:type="gramEnd"/>
       <w:r>
         <w:rPr>
           <w:rFonts w:ascii="Times New Roman" w:eastAsia="Times" w:hAnsi="Times New Roman" w:cs="Times New Roman"/>
@@ -172,9 +163,79 @@
             <w:szCs w:val="21"/>
             <w:lang w:val="en-US"/>
           </w:rPr>
-          <w:t>https://jongjinpark.info/en/</w:t>
+          <w:t>https://jongjinpark.info/</w:t>
+        </w:r>
+        <w:r>
+          <w:rPr>
+            <w:rStyle w:val="ac"/>
+            <w:rFonts w:ascii="Times New Roman" w:eastAsia="바탕" w:hAnsi="Times New Roman" w:cs="Times New Roman"/>
+            <w:sz w:val="21"/>
+            <w:szCs w:val="21"/>
+            <w:lang w:val="en-US"/>
+          </w:rPr>
+          <w:t>en</w:t>
+        </w:r>
+        <w:r>
+          <w:rPr>
+            <w:rStyle w:val="ac"/>
+            <w:rFonts w:ascii="Times New Roman" w:eastAsia="Times" w:hAnsi="Times New Roman" w:cs="Times New Roman"/>
+            <w:sz w:val="21"/>
+            <w:szCs w:val="21"/>
+            <w:lang w:val="en-US"/>
+          </w:rPr>
+          <w:t>/</w:t>
         </w:r>
       </w:hyperlink>
+      <w:r>
+        <w:rPr>
+          <w:rFonts w:ascii="Times New Roman" w:eastAsia="Times" w:hAnsi="Times New Roman" w:cs="Times New Roman"/>
+          <w:sz w:val="21"/>
+          <w:szCs w:val="21"/>
+          <w:lang w:val="en-US"/>
+        </w:rPr>
+        <w:t xml:space="preserve"> (</w:t>
+      </w:r>
+      <w:hyperlink r:id="rId8" w:history="1">
+        <w:r>
+          <w:rPr>
+            <w:rStyle w:val="ac"/>
+            <w:rFonts w:ascii="Times New Roman" w:eastAsia="Times" w:hAnsi="Times New Roman" w:cs="Times New Roman"/>
+            <w:sz w:val="21"/>
+            <w:szCs w:val="21"/>
+            <w:lang w:val="en-US"/>
+          </w:rPr>
+          <w:t>https://jongjinpark.info/</w:t>
+        </w:r>
+        <w:r>
+          <w:rPr>
+            <w:rStyle w:val="ac"/>
+            <w:rFonts w:ascii="Times New Roman" w:eastAsia="바탕" w:hAnsi="Times New Roman" w:cs="Times New Roman"/>
+            <w:sz w:val="21"/>
+            <w:szCs w:val="21"/>
+            <w:lang w:val="en-US"/>
+          </w:rPr>
+          <w:t>ko</w:t>
+        </w:r>
+        <w:r>
+          <w:rPr>
+            <w:rStyle w:val="ac"/>
+            <w:rFonts w:ascii="Times New Roman" w:eastAsia="Times" w:hAnsi="Times New Roman" w:cs="Times New Roman"/>
+            <w:sz w:val="21"/>
+            <w:szCs w:val="21"/>
+            <w:lang w:val="en-US"/>
+          </w:rPr>
+          <w:t>/</w:t>
+        </w:r>
+      </w:hyperlink>
+      <w:r>
+        <w:rPr>
+          <w:rFonts w:ascii="Times New Roman" w:eastAsia="Times" w:hAnsi="Times New Roman" w:cs="Times New Roman"/>
+          <w:sz w:val="21"/>
+          <w:szCs w:val="21"/>
+          <w:lang w:val="en-US"/>
+        </w:rPr>
+        <w:t>)</w:t>
+      </w:r>
     </w:p>
     <w:p>
       <w:pPr>
@@ -285,8 +346,9 @@
               <w:spacing w:line="240" w:lineRule="auto"/>
               <w:ind w:leftChars="-48" w:left="-106" w:right="-150"/>
               <w:rPr>
-                <w:rFonts w:ascii="Times New Roman" w:eastAsia="Times" w:hAnsi="Times New Roman" w:cs="Times New Roman"/>
+                <w:rFonts w:ascii="바탕" w:eastAsia="바탕" w:hAnsi="바탕" w:cs="바탕" w:hint="eastAsia"/>
                 <w:b/>
+                <w:lang w:val="en-US" w:eastAsia="ja-JP"/>
               </w:rPr>
             </w:pPr>
             <w:r>
@@ -294,7 +356,14 @@
                 <w:rFonts w:ascii="Times New Roman" w:eastAsia="Times" w:hAnsi="Times New Roman" w:cs="Times New Roman"/>
                 <w:b/>
               </w:rPr>
-              <w:t>Ulsan National Institute of Science and Technology (UNIST)</w:t>
+              <w:t>Ulsan National Institute of Science and Technology (UNIST</w:t>
+            </w:r>
+            <w:r>
+              <w:rPr>
+                <w:rFonts w:ascii="Times New Roman" w:eastAsia="Times" w:hAnsi="Times New Roman" w:cs="Times New Roman"/>
+                <w:b/>
+              </w:rPr>
+              <w:t>)</w:t>
             </w:r>
           </w:p>
         </w:tc>
@@ -319,7 +388,6 @@
               </w:rPr>
               <w:t xml:space="preserve">   </w:t>
             </w:r>
-            <w:proofErr w:type="gramStart"/>
             <w:r>
               <w:rPr>
                 <w:rFonts w:ascii="Times New Roman" w:eastAsia="Times" w:hAnsi="Times New Roman" w:cs="Times New Roman"/>
@@ -334,7 +402,6 @@
               </w:rPr>
               <w:t xml:space="preserve"> Korea</w:t>
             </w:r>
-            <w:proofErr w:type="gramEnd"/>
           </w:p>
         </w:tc>
       </w:tr>
@@ -679,6 +746,21 @@
               </w:rPr>
               <w:t>Gaon Partners, Consultant</w:t>
             </w:r>
+            <w:r>
+              <w:rPr>
+                <w:rFonts w:ascii="Times New Roman" w:eastAsia="Times" w:hAnsi="Times New Roman" w:cs="Times New Roman" w:hint="eastAsia"/>
+                <w:bCs/>
+              </w:rPr>
+              <w:t xml:space="preserve"> (</w:t>
+            </w:r>
+            <w:r>
+              <w:rPr>
+                <w:rFonts w:ascii="Times New Roman" w:eastAsia="Times" w:hAnsi="Times New Roman" w:cs="Times New Roman"/>
+                <w:bCs/>
+                <w:lang w:val="en-US"/>
+              </w:rPr>
+              <w:t>Promoted Jan 2026)</w:t>
+            </w:r>
           </w:p>
         </w:tc>
         <w:tc>
@@ -695,7 +777,6 @@
                 <w:bCs/>
               </w:rPr>
             </w:pPr>
-            <w:proofErr w:type="spellStart"/>
             <w:r>
               <w:rPr>
                 <w:rFonts w:ascii="Times New Roman" w:eastAsia="Times" w:hAnsi="Times New Roman" w:cs="Times New Roman"/>
@@ -712,7 +793,6 @@
               </w:rPr>
               <w:t>eongnam</w:t>
             </w:r>
-            <w:proofErr w:type="spellEnd"/>
             <w:r>
               <w:rPr>
                 <w:rFonts w:ascii="Times New Roman" w:eastAsia="Times" w:hAnsi="Times New Roman" w:cs="Times New Roman"/>
@@ -753,110 +833,40 @@
               <w:spacing w:line="240" w:lineRule="auto"/>
               <w:ind w:right="440"/>
               <w:rPr>
-                <w:rFonts w:ascii="Times New Roman" w:eastAsia="Times" w:hAnsi="Times New Roman" w:cs="Times New Roman"/>
+                <w:rFonts w:ascii="Times New Roman" w:eastAsia="바탕" w:hAnsi="Times New Roman" w:cs="Times New Roman"/>
                 <w:i/>
+                <w:lang w:val="en-US"/>
               </w:rPr>
             </w:pPr>
             <w:r>
               <w:rPr>
-                <w:rFonts w:ascii="Times New Roman" w:eastAsia="Times" w:hAnsi="Times New Roman" w:cs="Times New Roman"/>
+                <w:rFonts w:ascii="Times New Roman" w:eastAsia="바탕" w:hAnsi="Times New Roman" w:cs="Times New Roman"/>
                 <w:b/>
                 <w:bCs/>
                 <w:iCs/>
-              </w:rPr>
-              <w:t xml:space="preserve">Production Management </w:t>
-            </w:r>
-            <w:r>
-              <w:rPr>
-                <w:rFonts w:ascii="Times New Roman" w:eastAsia="Times" w:hAnsi="Times New Roman" w:cs="Times New Roman"/>
+                <w:lang w:val="en-US"/>
+              </w:rPr>
+              <w:t xml:space="preserve">Saesol Diamond Industrial | Semiconductor Components Manufacturer | 2025 </w:t>
+            </w:r>
+            <w:r>
+              <w:rPr>
+                <w:rFonts w:ascii="Times New Roman" w:eastAsia="바탕" w:hAnsi="Times New Roman" w:cs="Times New Roman"/>
                 <w:b/>
                 <w:bCs/>
                 <w:iCs/>
-              </w:rPr>
-              <w:t xml:space="preserve">System </w:t>
-            </w:r>
-            <w:r>
-              <w:rPr>
-                <w:rFonts w:ascii="Times New Roman" w:eastAsia="Times" w:hAnsi="Times New Roman" w:cs="Times New Roman"/>
+                <w:lang w:val="en-US"/>
+              </w:rPr>
+              <w:t>~</w:t>
+            </w:r>
+            <w:r>
+              <w:rPr>
+                <w:rFonts w:ascii="Times New Roman" w:eastAsia="바탕" w:hAnsi="Times New Roman" w:cs="Times New Roman"/>
                 <w:b/>
                 <w:bCs/>
                 <w:iCs/>
-              </w:rPr>
-              <w:t>Implementation</w:t>
-            </w:r>
-            <w:r>
-              <w:rPr>
-                <w:rFonts w:ascii="Times New Roman" w:eastAsia="Times" w:hAnsi="Times New Roman" w:cs="Times New Roman"/>
-                <w:b/>
-                <w:bCs/>
-                <w:iCs/>
-              </w:rPr>
-              <w:t xml:space="preserve"> </w:t>
-            </w:r>
-            <w:r>
-              <w:rPr>
-                <w:rFonts w:ascii="Times New Roman" w:eastAsia="Times" w:hAnsi="Times New Roman" w:cs="Times New Roman"/>
-                <w:iCs/>
-              </w:rPr>
-              <w:t>(</w:t>
-            </w:r>
-            <w:r>
-              <w:rPr>
-                <w:rFonts w:ascii="Times New Roman" w:eastAsia="Times" w:hAnsi="Times New Roman" w:cs="Times New Roman"/>
-                <w:iCs/>
-              </w:rPr>
-              <w:t xml:space="preserve">Mid-sized </w:t>
-            </w:r>
-            <w:proofErr w:type="gramStart"/>
-            <w:r>
-              <w:rPr>
-                <w:rFonts w:ascii="Times New Roman" w:eastAsia="Times" w:hAnsi="Times New Roman" w:cs="Times New Roman"/>
-                <w:iCs/>
-              </w:rPr>
-              <w:t>Manufactur</w:t>
-            </w:r>
-            <w:r>
-              <w:rPr>
-                <w:rFonts w:ascii="Times New Roman" w:eastAsia="Times" w:hAnsi="Times New Roman" w:cs="Times New Roman"/>
-                <w:iCs/>
-              </w:rPr>
-              <w:t>er</w:t>
-            </w:r>
-            <w:r>
-              <w:rPr>
-                <w:rFonts w:ascii="Times New Roman" w:eastAsia="Times" w:hAnsi="Times New Roman" w:cs="Times New Roman"/>
-                <w:iCs/>
-              </w:rPr>
-              <w:t xml:space="preserve">  |</w:t>
-            </w:r>
-            <w:proofErr w:type="gramEnd"/>
-            <w:r>
-              <w:rPr>
-                <w:rFonts w:ascii="Times New Roman" w:eastAsia="Times" w:hAnsi="Times New Roman" w:cs="Times New Roman"/>
-                <w:iCs/>
-              </w:rPr>
-              <w:t xml:space="preserve"> </w:t>
-            </w:r>
-            <w:r>
-              <w:rPr>
-                <w:rFonts w:ascii="Times New Roman" w:eastAsia="Times" w:hAnsi="Times New Roman" w:cs="Times New Roman" w:hint="eastAsia"/>
-                <w:iCs/>
-              </w:rPr>
-              <w:t>5.5</w:t>
-            </w:r>
-            <w:r>
-              <w:rPr>
-                <w:rFonts w:ascii="Times New Roman" w:eastAsia="Times" w:hAnsi="Times New Roman" w:cs="Times New Roman"/>
-                <w:iCs/>
-              </w:rPr>
-              <w:t>M</w:t>
-            </w:r>
-            <w:r>
-              <w:rPr>
-                <w:rFonts w:ascii="Times New Roman" w:eastAsia="Times" w:hAnsi="Times New Roman" w:cs="Times New Roman"/>
-                <w:iCs/>
-              </w:rPr>
-              <w:t>)</w:t>
+                <w:lang w:val="en-US"/>
+              </w:rPr>
+              <w:t xml:space="preserve"> 26</w:t>
             </w:r>
           </w:p>
         </w:tc>
@@ -880,34 +890,8 @@
         <w:rPr>
           <w:rFonts w:ascii="Times New Roman" w:eastAsia="Times" w:hAnsi="Times New Roman" w:cs="Times New Roman"/>
         </w:rPr>
-        <w:t>Diagnosed end-to-end production flow, capacity constraints, and management gaps across unit process</w:t>
-      </w:r>
-      <w:r>
-        <w:rPr>
-          <w:rFonts w:ascii="Times New Roman" w:eastAsia="Times" w:hAnsi="Times New Roman" w:cs="Times New Roman"/>
-        </w:rPr>
-        <w:t>es</w:t>
-      </w:r>
-      <w:r>
-        <w:rPr>
-          <w:rFonts w:ascii="Times New Roman" w:eastAsia="Times" w:hAnsi="Times New Roman" w:cs="Times New Roman"/>
-        </w:rPr>
-        <w:t xml:space="preserve"> to establish an operational baseline for</w:t>
-      </w:r>
-      <w:r>
-        <w:rPr>
-          <w:rFonts w:ascii="Times New Roman" w:eastAsia="Times" w:hAnsi="Times New Roman" w:cs="Times New Roman"/>
-        </w:rPr>
-        <w:t xml:space="preserve"> production </w:t>
-      </w:r>
-      <w:proofErr w:type="gramStart"/>
-      <w:r>
-        <w:rPr>
-          <w:rFonts w:ascii="Times New Roman" w:eastAsia="Times" w:hAnsi="Times New Roman" w:cs="Times New Roman"/>
-        </w:rPr>
-        <w:t>planning</w:t>
-      </w:r>
-      <w:proofErr w:type="gramEnd"/>
+        <w:t>Mapped end-to-end production flow, identifying bottlenecks and deriving product-level lead times</w:t>
+      </w:r>
     </w:p>
     <w:p>
       <w:pPr>
@@ -927,40 +911,8 @@
         <w:rPr>
           <w:rFonts w:ascii="Times New Roman" w:eastAsia="Times" w:hAnsi="Times New Roman" w:cs="Times New Roman"/>
         </w:rPr>
-        <w:t xml:space="preserve">Implemented daily dashboards for process-level performance tracking </w:t>
-      </w:r>
-      <w:r>
-        <w:rPr>
-          <w:rFonts w:ascii="Times New Roman" w:eastAsia="Times" w:hAnsi="Times New Roman" w:cs="Times New Roman"/>
-        </w:rPr>
-        <w:t>and</w:t>
-      </w:r>
-      <w:r>
-        <w:rPr>
-          <w:rFonts w:ascii="Times New Roman" w:eastAsia="Times" w:hAnsi="Times New Roman" w:cs="Times New Roman"/>
-        </w:rPr>
-        <w:t xml:space="preserve"> </w:t>
-      </w:r>
-      <w:r>
-        <w:rPr>
-          <w:rFonts w:ascii="Times New Roman" w:eastAsia="Times" w:hAnsi="Times New Roman" w:cs="Times New Roman"/>
-        </w:rPr>
-        <w:t xml:space="preserve">plan-related </w:t>
-      </w:r>
-      <w:r>
-        <w:rPr>
-          <w:rFonts w:ascii="Times New Roman" w:eastAsia="Times" w:hAnsi="Times New Roman" w:cs="Times New Roman"/>
-        </w:rPr>
-        <w:t xml:space="preserve">issue </w:t>
-      </w:r>
-      <w:proofErr w:type="gramStart"/>
-      <w:r>
-        <w:rPr>
-          <w:rFonts w:ascii="Times New Roman" w:eastAsia="Times" w:hAnsi="Times New Roman" w:cs="Times New Roman"/>
-        </w:rPr>
-        <w:t>monitoring</w:t>
-      </w:r>
-      <w:proofErr w:type="gramEnd"/>
+        <w:t>Designed ERP-driven KPI system and reporting dashboards across daily/weekly/monthly cadence</w:t>
+      </w:r>
     </w:p>
     <w:p>
       <w:pPr>
@@ -974,91 +926,78 @@
         <w:jc w:val="both"/>
         <w:rPr>
           <w:rFonts w:ascii="Times New Roman" w:eastAsia="Times" w:hAnsi="Times New Roman" w:cs="Times New Roman"/>
-        </w:rPr>
-      </w:pPr>
-      <w:r>
-        <w:rPr>
-          <w:rFonts w:ascii="Times New Roman" w:eastAsia="Times" w:hAnsi="Times New Roman" w:cs="Times New Roman" w:hint="eastAsia"/>
-          <w:lang w:val="en-US"/>
-        </w:rPr>
-        <w:t>Designed a KPI-driven reporting framework (daily/weekly</w:t>
-      </w:r>
-      <w:r>
-        <w:rPr>
-          <w:rFonts w:ascii="Times New Roman" w:eastAsia="Times" w:hAnsi="Times New Roman" w:cs="Times New Roman"/>
-          <w:lang w:val="en-US"/>
-        </w:rPr>
-        <w:t>/</w:t>
-      </w:r>
-      <w:r>
-        <w:rPr>
-          <w:rFonts w:ascii="Times New Roman" w:eastAsia="Times" w:hAnsi="Times New Roman" w:cs="Times New Roman" w:hint="eastAsia"/>
-          <w:lang w:val="en-US"/>
-        </w:rPr>
-        <w:t>monthly)</w:t>
-      </w:r>
-      <w:r>
-        <w:rPr>
-          <w:rFonts w:ascii="Times New Roman" w:eastAsia="Times" w:hAnsi="Times New Roman" w:cs="Times New Roman"/>
-          <w:lang w:val="en-US"/>
-        </w:rPr>
-        <w:t xml:space="preserve">, supporting </w:t>
-      </w:r>
-      <w:r>
-        <w:rPr>
-          <w:rFonts w:ascii="Times New Roman" w:eastAsia="Times" w:hAnsi="Times New Roman" w:cs="Times New Roman" w:hint="eastAsia"/>
-          <w:lang w:val="en-US"/>
-        </w:rPr>
-        <w:t xml:space="preserve">25% reduction in </w:t>
-      </w:r>
-      <w:r>
-        <w:rPr>
-          <w:rFonts w:ascii="Times New Roman" w:eastAsia="Times" w:hAnsi="Times New Roman" w:cs="Times New Roman"/>
-          <w:lang w:val="en-US"/>
-        </w:rPr>
-        <w:t xml:space="preserve">lead time and a </w:t>
-      </w:r>
-      <w:r>
-        <w:rPr>
-          <w:rFonts w:ascii="Times New Roman" w:eastAsia="Times" w:hAnsi="Times New Roman" w:cs="Times New Roman" w:hint="eastAsia"/>
-          <w:lang w:val="en-US"/>
-        </w:rPr>
-        <w:t xml:space="preserve">22 </w:t>
-      </w:r>
-      <w:r>
-        <w:rPr>
-          <w:rFonts w:ascii="Times New Roman" w:eastAsia="Times" w:hAnsi="Times New Roman" w:cs="Times New Roman"/>
-          <w:lang w:val="en-US"/>
-        </w:rPr>
-        <w:t>percent</w:t>
-      </w:r>
-      <w:r>
-        <w:rPr>
-          <w:rFonts w:ascii="Times New Roman" w:eastAsia="Times" w:hAnsi="Times New Roman" w:cs="Times New Roman"/>
-          <w:lang w:val="en-US"/>
-        </w:rPr>
-        <w:t>-</w:t>
-      </w:r>
-      <w:r>
-        <w:rPr>
-          <w:rFonts w:ascii="Times New Roman" w:eastAsia="Times" w:hAnsi="Times New Roman" w:cs="Times New Roman"/>
-          <w:lang w:val="en-US"/>
-        </w:rPr>
-        <w:t>point</w:t>
-      </w:r>
-      <w:r>
-        <w:rPr>
-          <w:rFonts w:ascii="Times New Roman" w:eastAsia="Times" w:hAnsi="Times New Roman" w:cs="Times New Roman"/>
-          <w:lang w:val="en-US"/>
-        </w:rPr>
-        <w:t xml:space="preserve"> improvement in on-time delivery</w:t>
+          <w:spacing w:val="-4"/>
+        </w:rPr>
+      </w:pPr>
+      <w:r>
+        <w:rPr>
+          <w:rFonts w:ascii="Times New Roman" w:eastAsia="Times" w:hAnsi="Times New Roman" w:cs="Times New Roman"/>
+          <w:spacing w:val="-4"/>
+        </w:rPr>
+        <w:t xml:space="preserve">Reduced </w:t>
+      </w:r>
+      <w:r>
+        <w:rPr>
+          <w:rFonts w:ascii="Times New Roman" w:eastAsia="바탕" w:hAnsi="Times New Roman" w:cs="Times New Roman"/>
+          <w:spacing w:val="-4"/>
+          <w:lang w:val="en-US"/>
+        </w:rPr>
+        <w:t>L/Time</w:t>
+      </w:r>
+      <w:r>
+        <w:rPr>
+          <w:rFonts w:ascii="Times New Roman" w:eastAsia="Times" w:hAnsi="Times New Roman" w:cs="Times New Roman"/>
+          <w:spacing w:val="-4"/>
+        </w:rPr>
+        <w:t xml:space="preserve"> by 25% and improved on-time delivery by 22pp through structured planning implementation</w:t>
       </w:r>
     </w:p>
     <w:p>
       <w:pPr>
         <w:widowControl w:val="0"/>
+        <w:numPr>
+          <w:ilvl w:val="0"/>
+          <w:numId w:val="8"/>
+        </w:numPr>
         <w:spacing w:line="240" w:lineRule="auto"/>
-        <w:ind w:left="1418"/>
+        <w:ind w:left="1418" w:hanging="258"/>
+        <w:jc w:val="both"/>
+        <w:rPr>
+          <w:rFonts w:ascii="Times New Roman" w:eastAsia="Times" w:hAnsi="Times New Roman" w:cs="Times New Roman"/>
+        </w:rPr>
+      </w:pPr>
+      <w:r>
+        <w:rPr>
+          <w:rFonts w:ascii="Times New Roman" w:eastAsia="Times" w:hAnsi="Times New Roman" w:cs="Times New Roman"/>
+        </w:rPr>
+        <w:t>Identified key process control variables via correlation analysis and Random Forest modeling</w:t>
+      </w:r>
+    </w:p>
+    <w:p>
+      <w:pPr>
+        <w:widowControl w:val="0"/>
+        <w:numPr>
+          <w:ilvl w:val="0"/>
+          <w:numId w:val="8"/>
+        </w:numPr>
+        <w:spacing w:line="240" w:lineRule="auto"/>
+        <w:ind w:left="1418" w:hanging="258"/>
+        <w:jc w:val="both"/>
+        <w:rPr>
+          <w:rFonts w:ascii="Times New Roman" w:eastAsia="Times" w:hAnsi="Times New Roman" w:cs="Times New Roman"/>
+        </w:rPr>
+      </w:pPr>
+      <w:r>
+        <w:rPr>
+          <w:rFonts w:ascii="Times New Roman" w:eastAsia="Times" w:hAnsi="Times New Roman" w:cs="Times New Roman"/>
+        </w:rPr>
+        <w:t>Bridged executive AI vision and shop-floor reality, defining implementation direction for AX integration</w:t>
+      </w:r>
+    </w:p>
+    <w:p>
+      <w:pPr>
+        <w:widowControl w:val="0"/>
+        <w:spacing w:line="240" w:lineRule="auto"/>
         <w:jc w:val="both"/>
         <w:rPr>
           <w:rFonts w:ascii="Times New Roman" w:eastAsia="Times" w:hAnsi="Times New Roman" w:cs="Times New Roman"/>
@@ -1118,40 +1057,43 @@
             </w:pPr>
             <w:r>
               <w:rPr>
-                <w:rFonts w:ascii="Times New Roman" w:eastAsia="Times" w:hAnsi="Times New Roman" w:cs="Times New Roman"/>
+                <w:rFonts w:ascii="Times New Roman" w:eastAsia="바탕" w:hAnsi="Times New Roman" w:cs="Times New Roman"/>
                 <w:b/>
                 <w:bCs/>
                 <w:iCs/>
-              </w:rPr>
-              <w:t xml:space="preserve">Public-Private Forum Program for Water Industry SME Growth </w:t>
-            </w:r>
-            <w:r>
-              <w:rPr>
-                <w:rFonts w:ascii="Times New Roman" w:eastAsia="Times" w:hAnsi="Times New Roman" w:cs="Times New Roman"/>
+                <w:lang w:val="en-US"/>
+              </w:rPr>
+              <w:t>DN Solutions</w:t>
+            </w:r>
+            <w:r>
+              <w:rPr>
+                <w:rFonts w:ascii="Times New Roman" w:eastAsia="바탕" w:hAnsi="Times New Roman" w:cs="Times New Roman"/>
+                <w:b/>
+                <w:bCs/>
                 <w:iCs/>
-              </w:rPr>
-              <w:t>(</w:t>
-            </w:r>
-            <w:r>
-              <w:rPr>
-                <w:rFonts w:ascii="Times New Roman" w:eastAsia="Times" w:hAnsi="Times New Roman" w:cs="Times New Roman"/>
+                <w:lang w:val="en-US"/>
+              </w:rPr>
+              <w:t xml:space="preserve"> | </w:t>
+            </w:r>
+            <w:r>
+              <w:rPr>
+                <w:rFonts w:ascii="Times New Roman" w:eastAsia="바탕" w:hAnsi="Times New Roman" w:cs="Times New Roman"/>
+                <w:b/>
+                <w:bCs/>
                 <w:iCs/>
-              </w:rPr>
-              <w:t>Public</w:t>
-            </w:r>
-            <w:r>
-              <w:rPr>
-                <w:rFonts w:ascii="Times New Roman" w:eastAsia="Times" w:hAnsi="Times New Roman" w:cs="Times New Roman"/>
+                <w:lang w:val="en-US"/>
+              </w:rPr>
+              <w:t>Machine Tool</w:t>
+            </w:r>
+            <w:r>
+              <w:rPr>
+                <w:rFonts w:ascii="Times New Roman" w:eastAsia="바탕" w:hAnsi="Times New Roman" w:cs="Times New Roman"/>
+                <w:b/>
+                <w:bCs/>
                 <w:iCs/>
-              </w:rPr>
-              <w:t xml:space="preserve"> Sector</w:t>
-            </w:r>
-            <w:r>
-              <w:rPr>
-                <w:rFonts w:ascii="Times New Roman" w:eastAsia="Times" w:hAnsi="Times New Roman" w:cs="Times New Roman"/>
-                <w:iCs/>
-              </w:rPr>
-              <w:t>)</w:t>
+                <w:lang w:val="en-US"/>
+              </w:rPr>
+              <w:t xml:space="preserve"> Manufacturer | 2026</w:t>
             </w:r>
           </w:p>
         </w:tc>
@@ -1175,35 +1117,8 @@
         <w:rPr>
           <w:rFonts w:ascii="Times New Roman" w:eastAsia="Times" w:hAnsi="Times New Roman" w:cs="Times New Roman"/>
         </w:rPr>
-        <w:t>Established selection and performance evaluation criteria for SME</w:t>
-      </w:r>
-      <w:r>
-        <w:rPr>
-          <w:rFonts w:ascii="바탕" w:eastAsia="바탕" w:hAnsi="바탕" w:cs="바탕"/>
-          <w:lang w:val="en-US"/>
-        </w:rPr>
-        <w:t>s</w:t>
-      </w:r>
-      <w:r>
-        <w:rPr>
-          <w:rFonts w:ascii="Times New Roman" w:eastAsia="Times" w:hAnsi="Times New Roman" w:cs="Times New Roman"/>
-        </w:rPr>
-        <w:t xml:space="preserve"> under a government</w:t>
-      </w:r>
-      <w:r>
-        <w:rPr>
-          <w:rFonts w:ascii="Times New Roman" w:eastAsia="Times" w:hAnsi="Times New Roman" w:cs="Times New Roman"/>
-        </w:rPr>
-        <w:t xml:space="preserve">-backed </w:t>
-      </w:r>
-      <w:proofErr w:type="gramStart"/>
-      <w:r>
-        <w:rPr>
-          <w:rFonts w:ascii="Times New Roman" w:eastAsia="Times" w:hAnsi="Times New Roman" w:cs="Times New Roman"/>
-        </w:rPr>
-        <w:t>program</w:t>
-      </w:r>
-      <w:proofErr w:type="gramEnd"/>
+        <w:t>Assessed quality management capability gaps against QMS implementation requirements</w:t>
+      </w:r>
     </w:p>
     <w:p>
       <w:pPr>
@@ -1222,75 +1137,10 @@
       <w:r>
         <w:rPr>
           <w:rFonts w:ascii="Times New Roman" w:eastAsia="Times" w:hAnsi="Times New Roman" w:cs="Times New Roman"/>
-        </w:rPr>
-        <w:t>Managed quarterly expert forums to align company needs, expert in</w:t>
-      </w:r>
-      <w:r>
-        <w:rPr>
-          <w:rFonts w:ascii="Times New Roman" w:eastAsia="Times" w:hAnsi="Times New Roman" w:cs="Times New Roman"/>
-        </w:rPr>
-        <w:t>pu</w:t>
-      </w:r>
-      <w:r>
-        <w:rPr>
-          <w:rFonts w:ascii="Times New Roman" w:eastAsia="Times" w:hAnsi="Times New Roman" w:cs="Times New Roman"/>
-        </w:rPr>
-        <w:t xml:space="preserve">t, and public-sector support </w:t>
-      </w:r>
-      <w:proofErr w:type="gramStart"/>
-      <w:r>
-        <w:rPr>
-          <w:rFonts w:ascii="Times New Roman" w:eastAsia="Times" w:hAnsi="Times New Roman" w:cs="Times New Roman"/>
-        </w:rPr>
-        <w:t>priorit</w:t>
-      </w:r>
-      <w:r>
-        <w:rPr>
-          <w:rFonts w:ascii="Times New Roman" w:eastAsia="Times" w:hAnsi="Times New Roman" w:cs="Times New Roman"/>
-        </w:rPr>
-        <w:t>ies</w:t>
-      </w:r>
-      <w:proofErr w:type="gramEnd"/>
-    </w:p>
-    <w:p>
-      <w:pPr>
-        <w:widowControl w:val="0"/>
-        <w:numPr>
-          <w:ilvl w:val="0"/>
-          <w:numId w:val="8"/>
-        </w:numPr>
-        <w:spacing w:line="240" w:lineRule="auto"/>
-        <w:ind w:left="1418" w:hanging="258"/>
-        <w:jc w:val="both"/>
-        <w:rPr>
-          <w:rFonts w:ascii="Times New Roman" w:eastAsia="Times" w:hAnsi="Times New Roman" w:cs="Times New Roman"/>
-        </w:rPr>
-      </w:pPr>
-      <w:r>
-        <w:rPr>
-          <w:rFonts w:ascii="Times New Roman" w:eastAsia="Times" w:hAnsi="Times New Roman" w:cs="Times New Roman"/>
-          <w:lang w:val="en-US"/>
-        </w:rPr>
-        <w:t xml:space="preserve">Derived actionable growth priorities for participating firms based on forum outputs and company </w:t>
-      </w:r>
-      <w:proofErr w:type="gramStart"/>
-      <w:r>
-        <w:rPr>
-          <w:rFonts w:ascii="Times New Roman" w:eastAsia="Times" w:hAnsi="Times New Roman" w:cs="Times New Roman"/>
-          <w:lang w:val="en-US"/>
-        </w:rPr>
-        <w:t>interviews</w:t>
-      </w:r>
-      <w:proofErr w:type="gramEnd"/>
-    </w:p>
-    <w:p>
-      <w:pPr>
-        <w:spacing w:line="240" w:lineRule="auto"/>
-        <w:jc w:val="both"/>
-        <w:rPr>
-          <w:rFonts w:ascii="Times New Roman" w:eastAsia="Times" w:hAnsi="Times New Roman" w:cs="Times New Roman"/>
-        </w:rPr>
-      </w:pPr>
+          <w:lang w:val="en-US"/>
+        </w:rPr>
+        <w:t>Analyzed customer field claims to diagnose failure patterns and prioritize preventive actions</w:t>
+      </w:r>
     </w:p>
     <w:p>
       <w:pPr>
@@ -1434,14 +1284,13 @@
           <w:p>
             <w:pPr>
               <w:spacing w:line="240" w:lineRule="auto"/>
-              <w:ind w:left="323" w:hangingChars="144" w:hanging="323"/>
+              <w:ind w:left="317" w:hangingChars="144" w:hanging="317"/>
               <w:jc w:val="right"/>
               <w:rPr>
                 <w:rFonts w:ascii="Times New Roman" w:hAnsi="Times New Roman" w:cs="Times New Roman"/>
                 <w:bCs/>
               </w:rPr>
             </w:pPr>
-            <w:proofErr w:type="gramStart"/>
             <w:r>
               <w:rPr>
                 <w:rFonts w:ascii="Times New Roman" w:eastAsia="Times" w:hAnsi="Times New Roman" w:cs="Times New Roman"/>
@@ -1449,7 +1298,6 @@
               </w:rPr>
               <w:t>Ulsan,  Korea</w:t>
             </w:r>
-            <w:proofErr w:type="gramEnd"/>
           </w:p>
         </w:tc>
       </w:tr>
@@ -1609,17 +1457,8 @@
           <w:rFonts w:ascii="Times New Roman" w:eastAsia="바탕" w:hAnsi="Times New Roman" w:cs="Times New Roman"/>
           <w:lang w:val="en-US"/>
         </w:rPr>
-        <w:t xml:space="preserve"> as a student </w:t>
-      </w:r>
-      <w:proofErr w:type="gramStart"/>
-      <w:r>
-        <w:rPr>
-          <w:rFonts w:ascii="Times New Roman" w:eastAsia="바탕" w:hAnsi="Times New Roman" w:cs="Times New Roman"/>
-          <w:lang w:val="en-US"/>
-        </w:rPr>
-        <w:t>representative</w:t>
-      </w:r>
-      <w:proofErr w:type="gramEnd"/>
+        <w:t xml:space="preserve"> as a student representative</w:t>
+      </w:r>
     </w:p>
     <w:p>
       <w:pPr>
@@ -1678,7 +1517,6 @@
         </w:rPr>
         <w:t xml:space="preserve">council </w:t>
       </w:r>
-      <w:proofErr w:type="gramStart"/>
       <w:r>
         <w:rPr>
           <w:rFonts w:ascii="Times New Roman" w:eastAsia="바탕" w:hAnsi="Times New Roman" w:cs="Times New Roman"/>
@@ -1686,7 +1524,6 @@
         </w:rPr>
         <w:t>member</w:t>
       </w:r>
-      <w:proofErr w:type="gramEnd"/>
     </w:p>
     <w:p>
       <w:pPr>
@@ -1708,17 +1545,8 @@
           <w:rFonts w:ascii="Times New Roman" w:eastAsia="바탕" w:hAnsi="Times New Roman" w:cs="Times New Roman"/>
           <w:lang w:val="en-US"/>
         </w:rPr>
-        <w:t xml:space="preserve">Secured student participation in key governance channels, including budget disclosure reviews, BTL facility management, and the remote learning </w:t>
-      </w:r>
-      <w:proofErr w:type="gramStart"/>
-      <w:r>
-        <w:rPr>
-          <w:rFonts w:ascii="Times New Roman" w:eastAsia="바탕" w:hAnsi="Times New Roman" w:cs="Times New Roman"/>
-          <w:lang w:val="en-US"/>
-        </w:rPr>
-        <w:t>committee</w:t>
-      </w:r>
-      <w:proofErr w:type="gramEnd"/>
+        <w:t>Secured student participation in key governance channels, including budget disclosure reviews, BTL facility management, and the remote learning committee</w:t>
+      </w:r>
     </w:p>
     <w:p>
       <w:pPr>
@@ -1740,17 +1568,8 @@
           <w:rFonts w:ascii="Times New Roman" w:eastAsia="바탕" w:hAnsi="Times New Roman" w:cs="Times New Roman"/>
           <w:lang w:val="en-US"/>
         </w:rPr>
-        <w:t xml:space="preserve">Focused on expanding student access to university-wide governance and policy </w:t>
-      </w:r>
-      <w:proofErr w:type="gramStart"/>
-      <w:r>
-        <w:rPr>
-          <w:rFonts w:ascii="Times New Roman" w:eastAsia="바탕" w:hAnsi="Times New Roman" w:cs="Times New Roman"/>
-          <w:lang w:val="en-US"/>
-        </w:rPr>
-        <w:t>information</w:t>
-      </w:r>
-      <w:proofErr w:type="gramEnd"/>
+        <w:t>Focused on expanding student access to university-wide governance and policy information</w:t>
+      </w:r>
     </w:p>
     <w:p>
       <w:pPr>
@@ -1881,7 +1700,6 @@
                 <w:bCs/>
               </w:rPr>
             </w:pPr>
-            <w:proofErr w:type="gramStart"/>
             <w:r>
               <w:rPr>
                 <w:rFonts w:ascii="Times New Roman" w:eastAsia="Times" w:hAnsi="Times New Roman" w:cs="Times New Roman"/>
@@ -1889,7 +1707,6 @@
               </w:rPr>
               <w:t>Ulsan,  Korea</w:t>
             </w:r>
-            <w:proofErr w:type="gramEnd"/>
           </w:p>
         </w:tc>
       </w:tr>
@@ -1990,17 +1807,8 @@
           <w:rFonts w:ascii="Times New Roman" w:eastAsia="바탕" w:hAnsi="Times New Roman" w:cs="Times New Roman"/>
           <w:lang w:val="en-US"/>
         </w:rPr>
-        <w:t xml:space="preserve">takeholder interviews with local </w:t>
-      </w:r>
-      <w:proofErr w:type="gramStart"/>
-      <w:r>
-        <w:rPr>
-          <w:rFonts w:ascii="Times New Roman" w:eastAsia="바탕" w:hAnsi="Times New Roman" w:cs="Times New Roman"/>
-          <w:lang w:val="en-US"/>
-        </w:rPr>
-        <w:t>practitioners</w:t>
-      </w:r>
-      <w:proofErr w:type="gramEnd"/>
+        <w:t>takeholder interviews with local practitioners</w:t>
+      </w:r>
     </w:p>
     <w:p>
       <w:pPr>
@@ -2043,17 +1851,8 @@
           <w:rFonts w:ascii="Times New Roman" w:eastAsia="바탕" w:hAnsi="Times New Roman" w:cs="Times New Roman"/>
           <w:lang w:val="en-US"/>
         </w:rPr>
-        <w:t xml:space="preserve">ecline </w:t>
-      </w:r>
-      <w:proofErr w:type="gramStart"/>
-      <w:r>
-        <w:rPr>
-          <w:rFonts w:ascii="Times New Roman" w:eastAsia="바탕" w:hAnsi="Times New Roman" w:cs="Times New Roman"/>
-          <w:lang w:val="en-US"/>
-        </w:rPr>
-        <w:t>discourse</w:t>
-      </w:r>
-      <w:proofErr w:type="gramEnd"/>
+        <w:t>ecline discourse</w:t>
+      </w:r>
     </w:p>
     <w:p>
       <w:pPr>
@@ -2172,7 +1971,6 @@
                 <w:bCs/>
               </w:rPr>
             </w:pPr>
-            <w:proofErr w:type="gramStart"/>
             <w:r>
               <w:rPr>
                 <w:rFonts w:ascii="Times New Roman" w:eastAsia="Times" w:hAnsi="Times New Roman" w:cs="Times New Roman"/>
@@ -2180,7 +1978,6 @@
               </w:rPr>
               <w:t>Ulsan,  Korea</w:t>
             </w:r>
-            <w:proofErr w:type="gramEnd"/>
           </w:p>
         </w:tc>
       </w:tr>
@@ -2304,17 +2101,8 @@
           <w:rFonts w:ascii="Times New Roman" w:eastAsia="바탕" w:hAnsi="Times New Roman" w:cs="Times New Roman"/>
           <w:lang w:val="en-US"/>
         </w:rPr>
-        <w:t xml:space="preserve"> </w:t>
-      </w:r>
-      <w:proofErr w:type="gramStart"/>
-      <w:r>
-        <w:rPr>
-          <w:rFonts w:ascii="Times New Roman" w:eastAsia="바탕" w:hAnsi="Times New Roman" w:cs="Times New Roman"/>
-          <w:lang w:val="en-US"/>
-        </w:rPr>
-        <w:t>research</w:t>
-      </w:r>
-      <w:proofErr w:type="gramEnd"/>
+        <w:t xml:space="preserve"> research</w:t>
+      </w:r>
     </w:p>
     <w:p>
       <w:pPr>
@@ -2436,52 +2224,96 @@
         <w:rPr>
           <w:rFonts w:ascii="Times New Roman" w:eastAsia="Times" w:hAnsi="Times New Roman" w:cs="Times New Roman"/>
         </w:rPr>
-        <w:t>Interest</w:t>
-      </w:r>
-      <w:r>
-        <w:rPr>
-          <w:rFonts w:ascii="Times New Roman" w:eastAsia="Times" w:hAnsi="Times New Roman" w:cs="Times New Roman"/>
-        </w:rPr>
-        <w:t>s</w:t>
-      </w:r>
-      <w:r>
-        <w:rPr>
-          <w:rFonts w:ascii="Times New Roman" w:eastAsia="Times" w:hAnsi="Times New Roman" w:cs="Times New Roman"/>
-        </w:rPr>
-        <w:t xml:space="preserve">.         Taking Photo, </w:t>
-      </w:r>
-      <w:r>
-        <w:rPr>
-          <w:rFonts w:ascii="Times New Roman" w:eastAsia="Times" w:hAnsi="Times New Roman" w:cs="Times New Roman"/>
-        </w:rPr>
-        <w:t>Design, Technology Trends</w:t>
+        <w:t>Skills</w:t>
+      </w:r>
+      <w:r>
+        <w:rPr>
+          <w:rFonts w:ascii="Times New Roman" w:eastAsia="Times" w:hAnsi="Times New Roman" w:cs="Times New Roman"/>
+        </w:rPr>
+        <w:tab/>
+      </w:r>
+      <w:r>
+        <w:rPr>
+          <w:rFonts w:ascii="Times New Roman" w:eastAsia="Times" w:hAnsi="Times New Roman" w:cs="Times New Roman"/>
+        </w:rPr>
+        <w:t xml:space="preserve">       </w:t>
+      </w:r>
+      <w:r>
+        <w:rPr>
+          <w:rFonts w:ascii="Times New Roman" w:eastAsia="Times" w:hAnsi="Times New Roman" w:cs="Times New Roman"/>
+        </w:rPr>
+        <w:t xml:space="preserve"> </w:t>
+      </w:r>
+      <w:r>
+        <w:rPr>
+          <w:rFonts w:ascii="Times New Roman" w:eastAsia="Times" w:hAnsi="Times New Roman" w:cs="Times New Roman"/>
+        </w:rPr>
+        <w:t xml:space="preserve"> </w:t>
+      </w:r>
+      <w:r>
+        <w:rPr>
+          <w:rFonts w:ascii="Times New Roman" w:eastAsia="Times" w:hAnsi="Times New Roman" w:cs="Times New Roman"/>
+        </w:rPr>
+        <w:t xml:space="preserve"> </w:t>
+      </w:r>
+      <w:r>
+        <w:rPr>
+          <w:rFonts w:ascii="Times New Roman" w:eastAsia="Times" w:hAnsi="Times New Roman" w:cs="Times New Roman"/>
+        </w:rPr>
+        <w:t xml:space="preserve"> </w:t>
+      </w:r>
+      <w:r>
+        <w:rPr>
+          <w:rFonts w:ascii="Times New Roman" w:eastAsia="바탕" w:hAnsi="Times New Roman" w:cs="Times New Roman"/>
+          <w:lang w:val="en-US"/>
+        </w:rPr>
+        <w:t>Slidewriting</w:t>
+      </w:r>
+      <w:r>
+        <w:rPr>
+          <w:rFonts w:ascii="Times New Roman" w:eastAsia="바탕" w:hAnsi="Times New Roman" w:cs="Times New Roman"/>
+          <w:lang w:val="en-US"/>
+        </w:rPr>
+        <w:t xml:space="preserve"> (Powerpoint)</w:t>
+      </w:r>
+      <w:r>
+        <w:rPr>
+          <w:rFonts w:ascii="Times New Roman" w:eastAsia="Times" w:hAnsi="Times New Roman" w:cs="Times New Roman"/>
+        </w:rPr>
+        <w:t xml:space="preserve">, </w:t>
+      </w:r>
+      <w:r>
+        <w:rPr>
+          <w:rFonts w:ascii="Times New Roman" w:eastAsia="Times" w:hAnsi="Times New Roman" w:cs="Times New Roman"/>
+        </w:rPr>
+        <w:t>Data</w:t>
+      </w:r>
+      <w:r>
+        <w:rPr>
+          <w:rFonts w:ascii="Times New Roman" w:eastAsia="Times" w:hAnsi="Times New Roman" w:cs="Times New Roman"/>
+        </w:rPr>
+        <w:t xml:space="preserve"> Analysis</w:t>
+      </w:r>
+      <w:r>
+        <w:rPr>
+          <w:rFonts w:ascii="Times New Roman" w:eastAsia="Times" w:hAnsi="Times New Roman" w:cs="Times New Roman"/>
+        </w:rPr>
+        <w:t xml:space="preserve"> (Python packages, Excel), AI implementation</w:t>
       </w:r>
     </w:p>
     <w:p>
       <w:pPr>
         <w:spacing w:line="240" w:lineRule="auto"/>
-        <w:rPr>
-          <w:rFonts w:ascii="바탕" w:eastAsia="바탕" w:hAnsi="바탕" w:cs="바탕"/>
-          <w:lang w:val="en-US"/>
-        </w:rPr>
-      </w:pPr>
-      <w:r>
-        <w:rPr>
-          <w:rFonts w:ascii="Times New Roman" w:eastAsia="Times" w:hAnsi="Times New Roman" w:cs="Times New Roman"/>
-        </w:rPr>
-        <w:t>Skills</w:t>
-      </w:r>
-      <w:r>
-        <w:rPr>
-          <w:rFonts w:ascii="Times New Roman" w:eastAsia="Times" w:hAnsi="Times New Roman" w:cs="Times New Roman"/>
-        </w:rPr>
-        <w:tab/>
-      </w:r>
-      <w:r>
-        <w:rPr>
-          <w:rFonts w:ascii="Times New Roman" w:eastAsia="Times" w:hAnsi="Times New Roman" w:cs="Times New Roman"/>
-        </w:rPr>
-        <w:t xml:space="preserve">       </w:t>
+        <w:ind w:left="1320" w:hangingChars="600" w:hanging="1320"/>
+        <w:rPr>
+          <w:rFonts w:ascii="Times New Roman" w:eastAsia="맑은 고딕" w:hAnsi="Times New Roman" w:cs="Times New Roman"/>
+        </w:rPr>
+      </w:pPr>
+      <w:r>
+        <w:rPr>
+          <w:rFonts w:ascii="Times New Roman" w:eastAsia="Times" w:hAnsi="Times New Roman" w:cs="Times New Roman"/>
+        </w:rPr>
+        <w:t>Others</w:t>
       </w:r>
       <w:r>
         <w:rPr>
@@ -2493,43 +2325,80 @@
         <w:rPr>
           <w:rFonts w:ascii="Times New Roman" w:eastAsia="Times" w:hAnsi="Times New Roman" w:cs="Times New Roman"/>
         </w:rPr>
+        <w:t xml:space="preserve">           </w:t>
+      </w:r>
+      <w:r>
+        <w:rPr>
+          <w:rFonts w:ascii="Times New Roman" w:eastAsia="Times" w:hAnsi="Times New Roman" w:cs="Times New Roman"/>
+        </w:rPr>
         <w:t xml:space="preserve"> </w:t>
       </w:r>
       <w:r>
         <w:rPr>
-          <w:rFonts w:ascii="Times New Roman" w:eastAsia="Times" w:hAnsi="Times New Roman" w:cs="Times New Roman"/>
-        </w:rPr>
-        <w:t xml:space="preserve"> </w:t>
-      </w:r>
-      <w:r>
-        <w:rPr>
-          <w:rFonts w:ascii="Times New Roman" w:eastAsia="Times" w:hAnsi="Times New Roman" w:cs="Times New Roman"/>
-        </w:rPr>
-        <w:t xml:space="preserve"> </w:t>
-      </w:r>
-      <w:r>
-        <w:rPr>
-          <w:rFonts w:ascii="Times New Roman" w:eastAsia="Times" w:hAnsi="Times New Roman" w:cs="Times New Roman"/>
-        </w:rPr>
-        <w:t>Python3, Photoshop, Premiere, Power</w:t>
-      </w:r>
-      <w:r>
-        <w:rPr>
-          <w:rFonts w:ascii="Times New Roman" w:eastAsia="Times" w:hAnsi="Times New Roman" w:cs="Times New Roman"/>
-        </w:rPr>
-        <w:t>P</w:t>
-      </w:r>
-      <w:r>
-        <w:rPr>
-          <w:rFonts w:ascii="Times New Roman" w:eastAsia="Times" w:hAnsi="Times New Roman" w:cs="Times New Roman"/>
-        </w:rPr>
-        <w:t>oint, Excel, U</w:t>
-      </w:r>
-      <w:r>
-        <w:rPr>
-          <w:rFonts w:ascii="Times New Roman" w:eastAsia="Times" w:hAnsi="Times New Roman" w:cs="Times New Roman"/>
-        </w:rPr>
-        <w:t>nity</w:t>
+          <w:rFonts w:ascii="Times New Roman" w:eastAsia="맑은 고딕" w:hAnsi="Times New Roman" w:cs="Times New Roman"/>
+        </w:rPr>
+        <w:t>Military Service, ROK Army, Reserve SGT, G-2 Administrat</w:t>
+      </w:r>
+      <w:r>
+        <w:rPr>
+          <w:rFonts w:ascii="Times New Roman" w:eastAsia="맑은 고딕" w:hAnsi="Times New Roman" w:cs="Times New Roman"/>
+        </w:rPr>
+        <w:t>or, S</w:t>
+      </w:r>
+      <w:r>
+        <w:rPr>
+          <w:rFonts w:ascii="Times New Roman" w:eastAsia="맑은 고딕" w:hAnsi="Times New Roman" w:cs="Times New Roman"/>
+        </w:rPr>
+        <w:t xml:space="preserve">pecial </w:t>
+      </w:r>
+      <w:r>
+        <w:rPr>
+          <w:rFonts w:ascii="Times New Roman" w:eastAsia="맑은 고딕" w:hAnsi="Times New Roman" w:cs="Times New Roman"/>
+        </w:rPr>
+        <w:t>W</w:t>
+      </w:r>
+      <w:r>
+        <w:rPr>
+          <w:rFonts w:ascii="Times New Roman" w:eastAsia="맑은 고딕" w:hAnsi="Times New Roman" w:cs="Times New Roman"/>
+        </w:rPr>
+        <w:t>ar</w:t>
+      </w:r>
+      <w:r>
+        <w:rPr>
+          <w:rFonts w:ascii="Times New Roman" w:eastAsia="맑은 고딕" w:hAnsi="Times New Roman" w:cs="Times New Roman"/>
+        </w:rPr>
+        <w:t xml:space="preserve">fare </w:t>
+      </w:r>
+      <w:r>
+        <w:rPr>
+          <w:rFonts w:ascii="Times New Roman" w:eastAsia="맑은 고딕" w:hAnsi="Times New Roman" w:cs="Times New Roman"/>
+        </w:rPr>
+        <w:t>C</w:t>
+      </w:r>
+      <w:r>
+        <w:rPr>
+          <w:rFonts w:ascii="Times New Roman" w:eastAsia="맑은 고딕" w:hAnsi="Times New Roman" w:cs="Times New Roman"/>
+        </w:rPr>
+        <w:t>ommand</w:t>
+      </w:r>
+      <w:r>
+        <w:rPr>
+          <w:rFonts w:ascii="Times New Roman" w:eastAsia="맑은 고딕" w:hAnsi="Times New Roman" w:cs="Times New Roman"/>
+        </w:rPr>
+        <w:t xml:space="preserve"> 9</w:t>
+      </w:r>
+      <w:r>
+        <w:rPr>
+          <w:rFonts w:ascii="Times New Roman" w:eastAsia="맑은 고딕" w:hAnsi="Times New Roman" w:cs="Times New Roman"/>
+          <w:vertAlign w:val="superscript"/>
+        </w:rPr>
+        <w:t>th</w:t>
+      </w:r>
+      <w:r>
+        <w:rPr>
+          <w:rFonts w:ascii="Times New Roman" w:eastAsia="맑은 고딕" w:hAnsi="Times New Roman" w:cs="Times New Roman"/>
+        </w:rPr>
+        <w:t xml:space="preserve"> Brigade</w:t>
       </w:r>
     </w:p>
     <w:p>
@@ -2538,198 +2407,31 @@
         <w:ind w:left="1320" w:hangingChars="600" w:hanging="1320"/>
         <w:rPr>
           <w:rFonts w:ascii="Times New Roman" w:eastAsia="맑은 고딕" w:hAnsi="Times New Roman" w:cs="Times New Roman"/>
-        </w:rPr>
-      </w:pPr>
-      <w:r>
-        <w:rPr>
-          <w:rFonts w:ascii="Times New Roman" w:eastAsia="Times" w:hAnsi="Times New Roman" w:cs="Times New Roman"/>
-        </w:rPr>
-        <w:t>Others</w:t>
-      </w:r>
-      <w:r>
-        <w:rPr>
-          <w:rFonts w:ascii="Times New Roman" w:eastAsia="Times" w:hAnsi="Times New Roman" w:cs="Times New Roman"/>
+          <w:lang w:val="en-US"/>
+        </w:rPr>
+      </w:pPr>
+      <w:r>
+        <w:rPr>
+          <w:rFonts w:ascii="Times New Roman" w:eastAsia="맑은 고딕" w:hAnsi="Times New Roman" w:cs="Times New Roman"/>
+          <w:lang w:val="en-US"/>
+        </w:rPr>
+        <w:t>Publication</w:t>
+      </w:r>
+      <w:r>
+        <w:rPr>
+          <w:rFonts w:ascii="Times New Roman" w:eastAsia="맑은 고딕" w:hAnsi="Times New Roman" w:cs="Times New Roman"/>
+          <w:lang w:val="en-US"/>
         </w:rPr>
         <w:t xml:space="preserve"> </w:t>
       </w:r>
       <w:r>
         <w:rPr>
-          <w:rFonts w:ascii="Times New Roman" w:eastAsia="Times" w:hAnsi="Times New Roman" w:cs="Times New Roman"/>
-        </w:rPr>
-        <w:t xml:space="preserve">           </w:t>
-      </w:r>
-      <w:r>
-        <w:rPr>
-          <w:rFonts w:ascii="Times New Roman" w:eastAsia="Times" w:hAnsi="Times New Roman" w:cs="Times New Roman"/>
-        </w:rPr>
-        <w:t xml:space="preserve"> </w:t>
-      </w:r>
-      <w:r>
-        <w:rPr>
           <w:rFonts w:ascii="Times New Roman" w:eastAsia="맑은 고딕" w:hAnsi="Times New Roman" w:cs="Times New Roman"/>
-        </w:rPr>
-        <w:t>Military Service, ROK Army, Reserve SGT, G-2 Administrat</w:t>
-      </w:r>
-      <w:r>
-        <w:rPr>
-          <w:rFonts w:ascii="Times New Roman" w:eastAsia="맑은 고딕" w:hAnsi="Times New Roman" w:cs="Times New Roman"/>
-        </w:rPr>
-        <w:t>or, S</w:t>
-      </w:r>
-      <w:r>
-        <w:rPr>
-          <w:rFonts w:ascii="Times New Roman" w:eastAsia="맑은 고딕" w:hAnsi="Times New Roman" w:cs="Times New Roman"/>
-        </w:rPr>
-        <w:t xml:space="preserve">pecial </w:t>
-      </w:r>
-      <w:r>
-        <w:rPr>
-          <w:rFonts w:ascii="Times New Roman" w:eastAsia="맑은 고딕" w:hAnsi="Times New Roman" w:cs="Times New Roman"/>
-        </w:rPr>
-        <w:t>W</w:t>
-      </w:r>
-      <w:r>
-        <w:rPr>
-          <w:rFonts w:ascii="Times New Roman" w:eastAsia="맑은 고딕" w:hAnsi="Times New Roman" w:cs="Times New Roman"/>
-        </w:rPr>
-        <w:t>ar</w:t>
-      </w:r>
-      <w:r>
-        <w:rPr>
-          <w:rFonts w:ascii="Times New Roman" w:eastAsia="맑은 고딕" w:hAnsi="Times New Roman" w:cs="Times New Roman"/>
-        </w:rPr>
-        <w:t xml:space="preserve">fare </w:t>
-      </w:r>
-      <w:r>
-        <w:rPr>
-          <w:rFonts w:ascii="Times New Roman" w:eastAsia="맑은 고딕" w:hAnsi="Times New Roman" w:cs="Times New Roman"/>
-        </w:rPr>
-        <w:t>C</w:t>
-      </w:r>
-      <w:r>
-        <w:rPr>
-          <w:rFonts w:ascii="Times New Roman" w:eastAsia="맑은 고딕" w:hAnsi="Times New Roman" w:cs="Times New Roman"/>
-        </w:rPr>
-        <w:t>ommand</w:t>
-      </w:r>
-      <w:r>
-        <w:rPr>
-          <w:rFonts w:ascii="Times New Roman" w:eastAsia="맑은 고딕" w:hAnsi="Times New Roman" w:cs="Times New Roman"/>
-        </w:rPr>
-        <w:t xml:space="preserve"> 9</w:t>
-      </w:r>
-      <w:r>
-        <w:rPr>
-          <w:rFonts w:ascii="Times New Roman" w:eastAsia="맑은 고딕" w:hAnsi="Times New Roman" w:cs="Times New Roman"/>
-          <w:vertAlign w:val="superscript"/>
-        </w:rPr>
-        <w:t>th</w:t>
-      </w:r>
-      <w:r>
-        <w:rPr>
-          <w:rFonts w:ascii="Times New Roman" w:eastAsia="맑은 고딕" w:hAnsi="Times New Roman" w:cs="Times New Roman"/>
-        </w:rPr>
-        <w:t xml:space="preserve"> Brigade</w:t>
-      </w:r>
-    </w:p>
-    <w:p>
-      <w:pPr>
-        <w:spacing w:line="240" w:lineRule="auto"/>
-        <w:ind w:left="1320" w:hangingChars="600" w:hanging="1320"/>
-        <w:rPr>
-          <w:rFonts w:ascii="Times New Roman" w:eastAsia="맑은 고딕" w:hAnsi="Times New Roman" w:cs="Times New Roman"/>
-          <w:lang w:val="en-US"/>
-        </w:rPr>
-      </w:pPr>
-      <w:r>
-        <w:rPr>
-          <w:rFonts w:ascii="Times New Roman" w:eastAsia="맑은 고딕" w:hAnsi="Times New Roman" w:cs="Times New Roman"/>
-          <w:lang w:val="en-US"/>
-        </w:rPr>
-        <w:t>Publication</w:t>
-      </w:r>
-      <w:r>
-        <w:rPr>
-          <w:rFonts w:ascii="Times New Roman" w:eastAsia="맑은 고딕" w:hAnsi="Times New Roman" w:cs="Times New Roman"/>
-          <w:lang w:val="en-US"/>
-        </w:rPr>
-        <w:t xml:space="preserve"> </w:t>
-      </w:r>
-      <w:r>
-        <w:rPr>
-          <w:rFonts w:ascii="Times New Roman" w:eastAsia="맑은 고딕" w:hAnsi="Times New Roman" w:cs="Times New Roman"/>
-          <w:lang w:val="en-US"/>
-        </w:rPr>
-        <w:t xml:space="preserve">     </w:t>
-      </w:r>
-      <w:proofErr w:type="spellStart"/>
-      <w:r>
-        <w:rPr>
-          <w:rFonts w:ascii="Times New Roman" w:eastAsia="맑은 고딕" w:hAnsi="Times New Roman" w:cs="Times New Roman"/>
-          <w:lang w:val="en-US"/>
-        </w:rPr>
-        <w:t>Jiwan</w:t>
-      </w:r>
-      <w:proofErr w:type="spellEnd"/>
-      <w:r>
-        <w:rPr>
-          <w:rFonts w:ascii="Times New Roman" w:eastAsia="맑은 고딕" w:hAnsi="Times New Roman" w:cs="Times New Roman"/>
-          <w:lang w:val="en-US"/>
-        </w:rPr>
-        <w:t xml:space="preserve"> Kim, Jongjin Park and Ian Oakley. 2023. </w:t>
-      </w:r>
-      <w:proofErr w:type="spellStart"/>
-      <w:r>
-        <w:rPr>
-          <w:rFonts w:ascii="Times New Roman" w:eastAsia="맑은 고딕" w:hAnsi="Times New Roman" w:cs="Times New Roman"/>
-          <w:lang w:val="en-US"/>
-        </w:rPr>
-        <w:t>SonarAuth</w:t>
-      </w:r>
-      <w:proofErr w:type="spellEnd"/>
-      <w:r>
-        <w:rPr>
-          <w:rFonts w:ascii="Times New Roman" w:eastAsia="맑은 고딕" w:hAnsi="Times New Roman" w:cs="Times New Roman"/>
-          <w:lang w:val="en-US"/>
-        </w:rPr>
-        <w:t>: Using Around Device</w:t>
-      </w:r>
-      <w:r>
-        <w:rPr>
-          <w:rFonts w:ascii="Times New Roman" w:eastAsia="맑은 고딕" w:hAnsi="Times New Roman" w:cs="Times New Roman"/>
-          <w:lang w:val="en-US"/>
-        </w:rPr>
-        <w:t xml:space="preserve"> </w:t>
-      </w:r>
-      <w:r>
-        <w:rPr>
-          <w:rFonts w:ascii="Times New Roman" w:eastAsia="맑은 고딕" w:hAnsi="Times New Roman" w:cs="Times New Roman"/>
-          <w:lang w:val="en-US"/>
-        </w:rPr>
-        <w:t>Sensing to Improve</w:t>
-      </w:r>
-      <w:r>
-        <w:rPr>
-          <w:rFonts w:ascii="Times New Roman" w:eastAsia="맑은 고딕" w:hAnsi="Times New Roman" w:cs="Times New Roman"/>
-          <w:lang w:val="en-US"/>
-        </w:rPr>
-        <w:t xml:space="preserve"> </w:t>
-      </w:r>
-      <w:r>
-        <w:rPr>
-          <w:rFonts w:ascii="Times New Roman" w:eastAsia="맑은 고딕" w:hAnsi="Times New Roman" w:cs="Times New Roman"/>
-          <w:lang w:val="en-US"/>
-        </w:rPr>
-        <w:t>Smartwatch Behavior Biometrics</w:t>
-      </w:r>
-      <w:r>
-        <w:rPr>
-          <w:rFonts w:ascii="Times New Roman" w:eastAsia="맑은 고딕" w:hAnsi="Times New Roman" w:cs="Times New Roman"/>
-          <w:lang w:val="en-US"/>
-        </w:rPr>
-        <w:t xml:space="preserve"> (</w:t>
-      </w:r>
-      <w:hyperlink r:id="rId8" w:history="1">
+          <w:lang w:val="en-US"/>
+        </w:rPr>
+        <w:t xml:space="preserve">     Jiwan Kim, Jongjin Park and Ian Oakley. 2023. SonarAuth: Using Around Device Sensing to Improve Smartwatch Behavior Biometrics (</w:t>
+      </w:r>
+      <w:hyperlink r:id="rId9" w:history="1">
         <w:r>
           <w:rPr>
             <w:rStyle w:val="ac"/>
@@ -2758,7 +2460,7 @@
 </file>
 
 <file path=word/endnotes.xml><?xml version="1.0" encoding="utf-8"?>
-<w:endnotes xmlns:wpc="http://schemas.microsoft.com/office/word/2010/wordprocessingCanvas" xmlns:cx="http://schemas.microsoft.com/office/drawing/2014/chartex" xmlns:cx1="http://schemas.microsoft.com/office/drawing/2015/9/8/chartex" xmlns:cx2="http://schemas.microsoft.com/office/drawing/2015/10/21/chartex" xmlns:cx3="http://schemas.microsoft.com/office/drawing/2016/5/9/chartex" xmlns:cx4="http://schemas.microsoft.com/office/drawing/2016/5/10/chartex" xmlns:cx5="http://schemas.microsoft.com/office/drawing/2016/5/11/chartex" xmlns:cx6="http://schemas.microsoft.com/office/drawing/2016/5/12/chartex" xmlns:cx7="http://schemas.microsoft.com/office/drawing/2016/5/13/chartex" xmlns:cx8="http://schemas.microsoft.com/office/drawing/2016/5/14/chartex" xmlns:mc="http://schemas.openxmlformats.org/markup-compatibility/2006" xmlns:aink="http://schemas.microsoft.com/office/drawing/2016/ink" xmlns:am3d="http://schemas.microsoft.com/office/drawing/2017/model3d" xmlns:o="urn:schemas-microsoft-com:office:office" xmlns:oel="http://schemas.microsoft.com/office/2019/extlst" xmlns:r="http://schemas.openxmlformats.org/officeDocument/2006/relationships" xmlns:m="http://schemas.openxmlformats.org/officeDocument/2006/math" xmlns:v="urn:schemas-microsoft-com:vml" xmlns:wp14="http://schemas.microsoft.com/office/word/2010/wordprocessingDrawing" xmlns:wp="http://schemas.openxmlformats.org/drawingml/2006/wordprocessingDrawing" xmlns:w10="urn:schemas-microsoft-com:office:word" xmlns:w="http://schemas.openxmlformats.org/wordprocessingml/2006/main" xmlns:w14="http://schemas.microsoft.com/office/word/2010/wordml" xmlns:w15="http://schemas.microsoft.com/office/word/2012/wordml" xmlns:w16cex="http://schemas.microsoft.com/office/word/2018/wordml/cex" xmlns:w16cid="http://schemas.microsoft.com/office/word/2016/wordml/cid" xmlns:w16="http://schemas.microsoft.com/office/word/2018/wordml" xmlns:w16du="http://schemas.microsoft.com/office/word/2023/wordml/word16du" xmlns:w16sdtdh="http://schemas.microsoft.com/office/word/2020/wordml/sdtdatahash" xmlns:w16se="http://schemas.microsoft.com/office/word/2015/wordml/symex" xmlns:wpg="http://schemas.microsoft.com/office/word/2010/wordprocessingGroup" xmlns:wpi="http://schemas.microsoft.com/office/word/2010/wordprocessingInk" xmlns:wne="http://schemas.microsoft.com/office/word/2006/wordml" xmlns:wps="http://schemas.microsoft.com/office/word/2010/wordprocessingShape" mc:Ignorable="w14 w15 w16se w16cid w16 w16cex w16sdtdh w16du wp14">
+<w:endnotes xmlns:wpc="http://schemas.microsoft.com/office/word/2010/wordprocessingCanvas" xmlns:cx="http://schemas.microsoft.com/office/drawing/2014/chartex" xmlns:cx1="http://schemas.microsoft.com/office/drawing/2015/9/8/chartex" xmlns:cx2="http://schemas.microsoft.com/office/drawing/2015/10/21/chartex" xmlns:cx3="http://schemas.microsoft.com/office/drawing/2016/5/9/chartex" xmlns:cx4="http://schemas.microsoft.com/office/drawing/2016/5/10/chartex" xmlns:cx5="http://schemas.microsoft.com/office/drawing/2016/5/11/chartex" xmlns:cx6="http://schemas.microsoft.com/office/drawing/2016/5/12/chartex" xmlns:cx7="http://schemas.microsoft.com/office/drawing/2016/5/13/chartex" xmlns:cx8="http://schemas.microsoft.com/office/drawing/2016/5/14/chartex" xmlns:mc="http://schemas.openxmlformats.org/markup-compatibility/2006" xmlns:aink="http://schemas.microsoft.com/office/drawing/2016/ink" xmlns:am3d="http://schemas.microsoft.com/office/drawing/2017/model3d" xmlns:o="urn:schemas-microsoft-com:office:office" xmlns:oel="http://schemas.microsoft.com/office/2019/extlst" xmlns:r="http://schemas.openxmlformats.org/officeDocument/2006/relationships" xmlns:m="http://schemas.openxmlformats.org/officeDocument/2006/math" xmlns:v="urn:schemas-microsoft-com:vml" xmlns:wp14="http://schemas.microsoft.com/office/word/2010/wordprocessingDrawing" xmlns:wp="http://schemas.openxmlformats.org/drawingml/2006/wordprocessingDrawing" xmlns:w10="urn:schemas-microsoft-com:office:word" xmlns:w="http://schemas.openxmlformats.org/wordprocessingml/2006/main" xmlns:w14="http://schemas.microsoft.com/office/word/2010/wordml" xmlns:w15="http://schemas.microsoft.com/office/word/2012/wordml" xmlns:w16cex="http://schemas.microsoft.com/office/word/2018/wordml/cex" xmlns:w16cid="http://schemas.microsoft.com/office/word/2016/wordml/cid" xmlns:w16="http://schemas.microsoft.com/office/word/2018/wordml" xmlns:w16du="http://schemas.microsoft.com/office/word/2023/wordml/word16du" xmlns:w16sdtdh="http://schemas.microsoft.com/office/word/2020/wordml/sdtdatahash" xmlns:w16sdtfl="http://schemas.microsoft.com/office/word/2024/wordml/sdtformatlock" xmlns:w16se="http://schemas.microsoft.com/office/word/2015/wordml/symex" xmlns:wpg="http://schemas.microsoft.com/office/word/2010/wordprocessingGroup" xmlns:wpi="http://schemas.microsoft.com/office/word/2010/wordprocessingInk" xmlns:wne="http://schemas.microsoft.com/office/word/2006/wordml" xmlns:wps="http://schemas.microsoft.com/office/word/2010/wordprocessingShape" mc:Ignorable="w14 w15 w16se w16cid w16 w16cex w16sdtdh w16sdtfl w16du wp14">
   <w:endnote w:type="separator" w:id="-1">
     <w:p>
       <w:pPr>
@@ -2783,7 +2485,7 @@
 </file>
 
 <file path=word/footnotes.xml><?xml version="1.0" encoding="utf-8"?>
-<w:footnotes xmlns:wpc="http://schemas.microsoft.com/office/word/2010/wordprocessingCanvas" xmlns:cx="http://schemas.microsoft.com/office/drawing/2014/chartex" xmlns:cx1="http://schemas.microsoft.com/office/drawing/2015/9/8/chartex" xmlns:cx2="http://schemas.microsoft.com/office/drawing/2015/10/21/chartex" xmlns:cx3="http://schemas.microsoft.com/office/drawing/2016/5/9/chartex" xmlns:cx4="http://schemas.microsoft.com/office/drawing/2016/5/10/chartex" xmlns:cx5="http://schemas.microsoft.com/office/drawing/2016/5/11/chartex" xmlns:cx6="http://schemas.microsoft.com/office/drawing/2016/5/12/chartex" xmlns:cx7="http://schemas.microsoft.com/office/drawing/2016/5/13/chartex" xmlns:cx8="http://schemas.microsoft.com/office/drawing/2016/5/14/chartex" xmlns:mc="http://schemas.openxmlformats.org/markup-compatibility/2006" xmlns:aink="http://schemas.microsoft.com/office/drawing/2016/ink" xmlns:am3d="http://schemas.microsoft.com/office/drawing/2017/model3d" xmlns:o="urn:schemas-microsoft-com:office:office" xmlns:oel="http://schemas.microsoft.com/office/2019/extlst" xmlns:r="http://schemas.openxmlformats.org/officeDocument/2006/relationships" xmlns:m="http://schemas.openxmlformats.org/officeDocument/2006/math" xmlns:v="urn:schemas-microsoft-com:vml" xmlns:wp14="http://schemas.microsoft.com/office/word/2010/wordprocessingDrawing" xmlns:wp="http://schemas.openxmlformats.org/drawingml/2006/wordprocessingDrawing" xmlns:w10="urn:schemas-microsoft-com:office:word" xmlns:w="http://schemas.openxmlformats.org/wordprocessingml/2006/main" xmlns:w14="http://schemas.microsoft.com/office/word/2010/wordml" xmlns:w15="http://schemas.microsoft.com/office/word/2012/wordml" xmlns:w16cex="http://schemas.microsoft.com/office/word/2018/wordml/cex" xmlns:w16cid="http://schemas.microsoft.com/office/word/2016/wordml/cid" xmlns:w16="http://schemas.microsoft.com/office/word/2018/wordml" xmlns:w16du="http://schemas.microsoft.com/office/word/2023/wordml/word16du" xmlns:w16sdtdh="http://schemas.microsoft.com/office/word/2020/wordml/sdtdatahash" xmlns:w16se="http://schemas.microsoft.com/office/word/2015/wordml/symex" xmlns:wpg="http://schemas.microsoft.com/office/word/2010/wordprocessingGroup" xmlns:wpi="http://schemas.microsoft.com/office/word/2010/wordprocessingInk" xmlns:wne="http://schemas.microsoft.com/office/word/2006/wordml" xmlns:wps="http://schemas.microsoft.com/office/word/2010/wordprocessingShape" mc:Ignorable="w14 w15 w16se w16cid w16 w16cex w16sdtdh w16du wp14">
+<w:footnotes xmlns:wpc="http://schemas.microsoft.com/office/word/2010/wordprocessingCanvas" xmlns:cx="http://schemas.microsoft.com/office/drawing/2014/chartex" xmlns:cx1="http://schemas.microsoft.com/office/drawing/2015/9/8/chartex" xmlns:cx2="http://schemas.microsoft.com/office/drawing/2015/10/21/chartex" xmlns:cx3="http://schemas.microsoft.com/office/drawing/2016/5/9/chartex" xmlns:cx4="http://schemas.microsoft.com/office/drawing/2016/5/10/chartex" xmlns:cx5="http://schemas.microsoft.com/office/drawing/2016/5/11/chartex" xmlns:cx6="http://schemas.microsoft.com/office/drawing/2016/5/12/chartex" xmlns:cx7="http://schemas.microsoft.com/office/drawing/2016/5/13/chartex" xmlns:cx8="http://schemas.microsoft.com/office/drawing/2016/5/14/chartex" xmlns:mc="http://schemas.openxmlformats.org/markup-compatibility/2006" xmlns:aink="http://schemas.microsoft.com/office/drawing/2016/ink" xmlns:am3d="http://schemas.microsoft.com/office/drawing/2017/model3d" xmlns:o="urn:schemas-microsoft-com:office:office" xmlns:oel="http://schemas.microsoft.com/office/2019/extlst" xmlns:r="http://schemas.openxmlformats.org/officeDocument/2006/relationships" xmlns:m="http://schemas.openxmlformats.org/officeDocument/2006/math" xmlns:v="urn:schemas-microsoft-com:vml" xmlns:wp14="http://schemas.microsoft.com/office/word/2010/wordprocessingDrawing" xmlns:wp="http://schemas.openxmlformats.org/drawingml/2006/wordprocessingDrawing" xmlns:w10="urn:schemas-microsoft-com:office:word" xmlns:w="http://schemas.openxmlformats.org/wordprocessingml/2006/main" xmlns:w14="http://schemas.microsoft.com/office/word/2010/wordml" xmlns:w15="http://schemas.microsoft.com/office/word/2012/wordml" xmlns:w16cex="http://schemas.microsoft.com/office/word/2018/wordml/cex" xmlns:w16cid="http://schemas.microsoft.com/office/word/2016/wordml/cid" xmlns:w16="http://schemas.microsoft.com/office/word/2018/wordml" xmlns:w16du="http://schemas.microsoft.com/office/word/2023/wordml/word16du" xmlns:w16sdtdh="http://schemas.microsoft.com/office/word/2020/wordml/sdtdatahash" xmlns:w16sdtfl="http://schemas.microsoft.com/office/word/2024/wordml/sdtformatlock" xmlns:w16se="http://schemas.microsoft.com/office/word/2015/wordml/symex" xmlns:wpg="http://schemas.microsoft.com/office/word/2010/wordprocessingGroup" xmlns:wpi="http://schemas.microsoft.com/office/word/2010/wordprocessingInk" xmlns:wne="http://schemas.microsoft.com/office/word/2006/wordml" xmlns:wps="http://schemas.microsoft.com/office/word/2010/wordprocessingShape" mc:Ignorable="w14 w15 w16se w16cid w16 w16cex w16sdtdh w16sdtfl w16du wp14">
   <w:footnote w:type="separator" w:id="-1">
     <w:p>
       <w:pPr>
@@ -2808,7 +2510,7 @@
 </file>
 
 <file path=word/numbering.xml><?xml version="1.0" encoding="utf-8"?>
-<w:numbering xmlns:wpc="http://schemas.microsoft.com/office/word/2010/wordprocessingCanvas" xmlns:cx="http://schemas.microsoft.com/office/drawing/2014/chartex" xmlns:cx1="http://schemas.microsoft.com/office/drawing/2015/9/8/chartex" xmlns:cx2="http://schemas.microsoft.com/office/drawing/2015/10/21/chartex" xmlns:cx3="http://schemas.microsoft.com/office/drawing/2016/5/9/chartex" xmlns:cx4="http://schemas.microsoft.com/office/drawing/2016/5/10/chartex" xmlns:cx5="http://schemas.microsoft.com/office/drawing/2016/5/11/chartex" xmlns:cx6="http://schemas.microsoft.com/office/drawing/2016/5/12/chartex" xmlns:cx7="http://schemas.microsoft.com/office/drawing/2016/5/13/chartex" xmlns:cx8="http://schemas.microsoft.com/office/drawing/2016/5/14/chartex" xmlns:mc="http://schemas.openxmlformats.org/markup-compatibility/2006" xmlns:aink="http://schemas.microsoft.com/office/drawing/2016/ink" xmlns:am3d="http://schemas.microsoft.com/office/drawing/2017/model3d" xmlns:o="urn:schemas-microsoft-com:office:office" xmlns:oel="http://schemas.microsoft.com/office/2019/extlst" xmlns:r="http://schemas.openxmlformats.org/officeDocument/2006/relationships" xmlns:m="http://schemas.openxmlformats.org/officeDocument/2006/math" xmlns:v="urn:schemas-microsoft-com:vml" xmlns:wp14="http://schemas.microsoft.com/office/word/2010/wordprocessingDrawing" xmlns:wp="http://schemas.openxmlformats.org/drawingml/2006/wordprocessingDrawing" xmlns:w10="urn:schemas-microsoft-com:office:word" xmlns:w="http://schemas.openxmlformats.org/wordprocessingml/2006/main" xmlns:w14="http://schemas.microsoft.com/office/word/2010/wordml" xmlns:w15="http://schemas.microsoft.com/office/word/2012/wordml" xmlns:w16cex="http://schemas.microsoft.com/office/word/2018/wordml/cex" xmlns:w16cid="http://schemas.microsoft.com/office/word/2016/wordml/cid" xmlns:w16="http://schemas.microsoft.com/office/word/2018/wordml" xmlns:w16du="http://schemas.microsoft.com/office/word/2023/wordml/word16du" xmlns:w16sdtdh="http://schemas.microsoft.com/office/word/2020/wordml/sdtdatahash" xmlns:w16se="http://schemas.microsoft.com/office/word/2015/wordml/symex" xmlns:wpg="http://schemas.microsoft.com/office/word/2010/wordprocessingGroup" xmlns:wpi="http://schemas.microsoft.com/office/word/2010/wordprocessingInk" xmlns:wne="http://schemas.microsoft.com/office/word/2006/wordml" xmlns:wps="http://schemas.microsoft.com/office/word/2010/wordprocessingShape" mc:Ignorable="w14 w15 w16se w16cid w16 w16cex w16sdtdh w16du wp14">
+<w:numbering xmlns:wpc="http://schemas.microsoft.com/office/word/2010/wordprocessingCanvas" xmlns:cx="http://schemas.microsoft.com/office/drawing/2014/chartex" xmlns:cx1="http://schemas.microsoft.com/office/drawing/2015/9/8/chartex" xmlns:cx2="http://schemas.microsoft.com/office/drawing/2015/10/21/chartex" xmlns:cx3="http://schemas.microsoft.com/office/drawing/2016/5/9/chartex" xmlns:cx4="http://schemas.microsoft.com/office/drawing/2016/5/10/chartex" xmlns:cx5="http://schemas.microsoft.com/office/drawing/2016/5/11/chartex" xmlns:cx6="http://schemas.microsoft.com/office/drawing/2016/5/12/chartex" xmlns:cx7="http://schemas.microsoft.com/office/drawing/2016/5/13/chartex" xmlns:cx8="http://schemas.microsoft.com/office/drawing/2016/5/14/chartex" xmlns:mc="http://schemas.openxmlformats.org/markup-compatibility/2006" xmlns:aink="http://schemas.microsoft.com/office/drawing/2016/ink" xmlns:am3d="http://schemas.microsoft.com/office/drawing/2017/model3d" xmlns:o="urn:schemas-microsoft-com:office:office" xmlns:oel="http://schemas.microsoft.com/office/2019/extlst" xmlns:r="http://schemas.openxmlformats.org/officeDocument/2006/relationships" xmlns:m="http://schemas.openxmlformats.org/officeDocument/2006/math" xmlns:v="urn:schemas-microsoft-com:vml" xmlns:wp14="http://schemas.microsoft.com/office/word/2010/wordprocessingDrawing" xmlns:wp="http://schemas.openxmlformats.org/drawingml/2006/wordprocessingDrawing" xmlns:w10="urn:schemas-microsoft-com:office:word" xmlns:w="http://schemas.openxmlformats.org/wordprocessingml/2006/main" xmlns:w14="http://schemas.microsoft.com/office/word/2010/wordml" xmlns:w15="http://schemas.microsoft.com/office/word/2012/wordml" xmlns:w16cex="http://schemas.microsoft.com/office/word/2018/wordml/cex" xmlns:w16cid="http://schemas.microsoft.com/office/word/2016/wordml/cid" xmlns:w16="http://schemas.microsoft.com/office/word/2018/wordml" xmlns:w16du="http://schemas.microsoft.com/office/word/2023/wordml/word16du" xmlns:w16sdtdh="http://schemas.microsoft.com/office/word/2020/wordml/sdtdatahash" xmlns:w16sdtfl="http://schemas.microsoft.com/office/word/2024/wordml/sdtformatlock" xmlns:w16se="http://schemas.microsoft.com/office/word/2015/wordml/symex" xmlns:wpg="http://schemas.microsoft.com/office/word/2010/wordprocessingGroup" xmlns:wpi="http://schemas.microsoft.com/office/word/2010/wordprocessingInk" xmlns:wne="http://schemas.microsoft.com/office/word/2006/wordml" xmlns:wps="http://schemas.microsoft.com/office/word/2010/wordprocessingShape" mc:Ignorable="w14 w15 w16se w16cid w16 w16cex w16sdtdh w16sdtfl w16du wp14">
   <w:abstractNum w:abstractNumId="0" w15:restartNumberingAfterBreak="0">
     <w:nsid w:val="02DB3802"/>
     <w:multiLevelType w:val="multilevel"/>
@@ -3719,7 +3421,7 @@
 </file>
 
 <file path=word/styles.xml><?xml version="1.0" encoding="utf-8"?>
-<w:styles xmlns:mc="http://schemas.openxmlformats.org/markup-compatibility/2006" xmlns:r="http://schemas.openxmlformats.org/officeDocument/2006/relationships" xmlns:w="http://schemas.openxmlformats.org/wordprocessingml/2006/main" xmlns:w14="http://schemas.microsoft.com/office/word/2010/wordml" xmlns:w15="http://schemas.microsoft.com/office/word/2012/wordml" xmlns:w16cex="http://schemas.microsoft.com/office/word/2018/wordml/cex" xmlns:w16cid="http://schemas.microsoft.com/office/word/2016/wordml/cid" xmlns:w16="http://schemas.microsoft.com/office/word/2018/wordml" xmlns:w16du="http://schemas.microsoft.com/office/word/2023/wordml/word16du" xmlns:w16sdtdh="http://schemas.microsoft.com/office/word/2020/wordml/sdtdatahash" xmlns:w16se="http://schemas.microsoft.com/office/word/2015/wordml/symex" mc:Ignorable="w14 w15 w16se w16cid w16 w16cex w16sdtdh w16du">
+<w:styles xmlns:mc="http://schemas.openxmlformats.org/markup-compatibility/2006" xmlns:r="http://schemas.openxmlformats.org/officeDocument/2006/relationships" xmlns:w="http://schemas.openxmlformats.org/wordprocessingml/2006/main" xmlns:w14="http://schemas.microsoft.com/office/word/2010/wordml" xmlns:w15="http://schemas.microsoft.com/office/word/2012/wordml" xmlns:w16cex="http://schemas.microsoft.com/office/word/2018/wordml/cex" xmlns:w16cid="http://schemas.microsoft.com/office/word/2016/wordml/cid" xmlns:w16="http://schemas.microsoft.com/office/word/2018/wordml" xmlns:w16du="http://schemas.microsoft.com/office/word/2023/wordml/word16du" xmlns:w16sdtdh="http://schemas.microsoft.com/office/word/2020/wordml/sdtdatahash" xmlns:w16sdtfl="http://schemas.microsoft.com/office/word/2024/wordml/sdtformatlock" xmlns:w16se="http://schemas.microsoft.com/office/word/2015/wordml/symex" mc:Ignorable="w14 w15 w16se w16cid w16 w16cex w16sdtdh w16sdtfl w16du">
   <w:docDefaults>
     <w:rPrDefault>
       <w:rPr>
